--- a/pr-preview/pr-392/linear-algebra-diagonalization-tracked-changes.docx
+++ b/pr-preview/pr-392/linear-algebra-diagonalization-tracked-changes.docx
@@ -26,7 +26,7 @@
       </w:pPr>
       <w:ins w:id="2" w:author="PR Preview" w:date="2026-01-01T00:00:00Z">
         <w:r>
-          <w:t xml:space="preserve">Last modified: 2026-10-18 14:54:19 (PDT)</w:t>
+          <w:t xml:space="preserve">Last modified: 2026-10-18 16:22:07 (PDT)</w:t>
         </w:r>
       </w:ins>
     </w:p>

--- a/pr-preview/pr-392/linear-algebra-diagonalization-tracked-changes.docx
+++ b/pr-preview/pr-392/linear-algebra-diagonalization-tracked-changes.docx
@@ -16,7 +16,7 @@
       </w:pPr>
       <w:del w:id="1" w:author="PR Preview" w:date="2026-01-01T00:00:00Z">
         <w:r>
-          <w:delText xml:space="preserve">Last modified: 2026-10-18 13:21:32 (PDT)</w:delText>
+          <w:delText xml:space="preserve">Last modified: 2026-10-18 16:43:42 (PDT)</w:delText>
         </w:r>
       </w:del>
     </w:p>
@@ -26,7 +26,7 @@
       </w:pPr>
       <w:ins w:id="2" w:author="PR Preview" w:date="2026-01-01T00:00:00Z">
         <w:r>
-          <w:t xml:space="preserve">Last modified: 2026-10-18 16:22:07 (PDT)</w:t>
+          <w:t xml:space="preserve">Last modified: 2026-10-18 22:01:27 (PDT)</w:t>
         </w:r>
       </w:ins>
     </w:p>
@@ -527,7 +527,7 @@
     \begin{aligned}
     \mathord{\smash[b]{\underset{\raise.3ex\hbox{$\scriptstyle\sim$}}{x}}\vphantom{x}}
     &amp;= \mathbf{I}_n \mathord{\smash[b]{\underset{\raise.3ex\hbox{$\scriptstyle\sim$}}{x}}\vphantom{x}}
-    &amp;&amp; \text{(}\text{Theorem~7 in Matrices}\text{)}
+    &amp;&amp; \text{(}\text{Theorem~8 in Matrices}\text{)}
     \\
     &amp;= (\mathbf{A}^{-1} \mathbf{A})\,\mathord{\smash[b]{\underset{\raise.3ex\hbox{$\scriptstyle\sim$}}{x}}\vphantom{x}}
     &amp;&amp; \text{(}\text{Definition~5 in Special Matrices and Decompositions}\text{)}
@@ -1226,7 +1226,7 @@
                   <m:nor/>
                   <m:sty m:val="p"/>
                 </m:rPr>
-                <m:t>Theorem 7 in Matrices</m:t>
+                <m:t>Theorem 8 in Matrices</m:t>
               </m:r>
               <m:r>
                 <m:rPr>
@@ -4497,7 +4497,7 @@
     &amp;&amp; \text{(}\text{Theorem~7 in Projections and Linear Systems}\text{, the scalar factor)}
     \\
     &amp;= \mathbf{A} \mathord{\smash[b]{\underset{\raise.3ex\hbox{$\scriptstyle\sim$}}{v}}\vphantom{v}} - \lambda\mathord{\smash[b]{\underset{\raise.3ex\hbox{$\scriptstyle\sim$}}{v}}\vphantom{v}},
-    &amp;&amp; \text{(}\text{Theorem~7 in Matrices}\text{)}
+    &amp;&amp; \text{(}\text{Theorem~8 in Matrices}\text{)}
     \end{aligned}
     $$</w:t>
       </w:r>
@@ -5846,7 +5846,7 @@
     &amp;&amp; \text{(eigenvector)}
     \\
     &amp;= \lambda\mathord{\smash[b]{\underset{\raise.3ex\hbox{$\scriptstyle\sim$}}{v}}\vphantom{v}} + s \mathord{\smash[b]{\underset{\raise.3ex\hbox{$\scriptstyle\sim$}}{v}}\vphantom{v}}
-    &amp;&amp; \text{(}\text{Theorem~7 in Matrices}\text{)}
+    &amp;&amp; \text{(}\text{Theorem~8 in Matrices}\text{)}
     \\
     &amp;= (\lambda+ s)\,\mathord{\smash[b]{\underset{\raise.3ex\hbox{$\scriptstyle\sim$}}{v}}\vphantom{v}}.
     &amp;&amp; \text{(add entrywise)}
@@ -12104,7 +12104,7 @@
                   <m:nor/>
                   <m:sty m:val="p"/>
                 </m:rPr>
-                <m:t>Theorem 7 in Matrices</m:t>
+                <m:t>Theorem 8 in Matrices</m:t>
               </m:r>
               <m:r>
                 <m:rPr>
@@ -14352,7 +14352,7 @@
           <w:rPr>
             <w:rStyle w:val="Hyperlink"/>
           </w:rPr>
-          <w:t xml:space="preserve">Theorem 7 in Matrices</w:t>
+          <w:t xml:space="preserve">Theorem 8 in Matrices</w:t>
         </w:r>
       </w:hyperlink>
       <w:r>
@@ -14703,7 +14703,7 @@
     &amp;&amp; \text{(}\text{Definition~5 in Special Matrices and Decompositions}\text{)}
     \\
     &amp;= \mathbf{P}^{-1} \mathbf{A} \mathord{\smash[b]{\underset{\raise.3ex\hbox{$\scriptstyle\sim$}}{v}}\vphantom{v}}
-    &amp;&amp; \text{(}\text{Theorem~7 in Matrices}\text{)}
+    &amp;&amp; \text{(}\text{Theorem~8 in Matrices}\text{)}
     \\
     &amp;= \mathbf{P}^{-1}\,(\mathbf{A} \mathord{\smash[b]{\underset{\raise.3ex\hbox{$\scriptstyle\sim$}}{v}}\vphantom{v}})
     &amp;&amp; \text{(}\text{Theorem~5 in Matrices}\text{)}
@@ -14770,7 +14770,7 @@
           <w:rPr>
             <w:rStyle w:val="Hyperlink"/>
           </w:rPr>
-          <w:t xml:space="preserve">Theorem 7 in Matrices</w:t>
+          <w:t xml:space="preserve">Theorem 8 in Matrices</w:t>
         </w:r>
       </w:hyperlink>
       <w:r>
@@ -15281,7 +15281,7 @@
           <w:rPr>
             <w:rStyle w:val="Hyperlink"/>
           </w:rPr>
-          <w:t xml:space="preserve">Theorem 7 in Matrices</w:t>
+          <w:t xml:space="preserve">Theorem 8 in Matrices</w:t>
         </w:r>
       </w:hyperlink>
       <w:r>
@@ -18821,7 +18821,7 @@
                   <m:nor/>
                   <m:sty m:val="p"/>
                 </m:rPr>
-                <m:t>Theorem 7 in Matrices</m:t>
+                <m:t>Theorem 8 in Matrices</m:t>
               </m:r>
               <m:r>
                 <m:rPr>
@@ -19497,7 +19497,7 @@
                   <m:nor/>
                   <m:sty m:val="p"/>
                 </m:rPr>
-                <m:t>Theorem 7 in Matrices</m:t>
+                <m:t>Theorem 8 in Matrices</m:t>
               </m:r>
               <m:r>
                 <m:rPr>
@@ -22722,7 +22722,7 @@
                   <m:nor/>
                   <m:sty m:val="p"/>
                 </m:rPr>
-                <m:t>Theorem 7 in Matrices</m:t>
+                <m:t>Theorem 8 in Matrices</m:t>
               </m:r>
               <m:r>
                 <m:rPr>
@@ -24926,7 +24926,7 @@
           <w:rPr>
             <w:rStyle w:val="Hyperlink"/>
           </w:rPr>
-          <w:t xml:space="preserve">Theorem 16 in Matrices</w:t>
+          <w:t xml:space="preserve">Theorem 17 in Matrices</w:t>
         </w:r>
       </w:hyperlink>
       <w:r>
@@ -24968,7 +24968,7 @@
     &amp;&amp; \text{(substitute } \mathbf{A} \text{)}
     \\
     &amp;= {(\mathbf{B} \mathord{\smash[b]{\underset{\raise.3ex\hbox{$\scriptstyle\sim$}}{x}}\vphantom{x}})}^{\top}\,(\mathbf{B} \mathord{\smash[b]{\underset{\raise.3ex\hbox{$\scriptstyle\sim$}}{x}}\vphantom{x}})
-    &amp;&amp; \text{(}\text{Theorem~16 in Matrices}\text{, }\text{Theorem~5 in Matrices}\text{)}
+    &amp;&amp; \text{(}\text{Theorem~17 in Matrices}\text{, }\text{Theorem~5 in Matrices}\text{)}
     \\
     &amp;= \mathopen{}\left\lVert\mathbf{B} \mathord{\smash[b]{\underset{\raise.3ex\hbox{$\scriptstyle\sim$}}{x}}\vphantom{x}}\right\rVert\mathclose{}^2
     &amp;&amp; \text{(}\text{Equation~2 in Vectors}\text{, squared)}
@@ -25803,7 +25803,7 @@
                   <m:nor/>
                   <m:sty m:val="p"/>
                 </m:rPr>
-                <m:t>Theorem 16 in Matrices</m:t>
+                <m:t>Theorem 17 in Matrices</m:t>
               </m:r>
               <m:r>
                 <m:rPr>
@@ -27982,7 +27982,7 @@
           <w:rPr>
             <w:rStyle w:val="Hyperlink"/>
           </w:rPr>
-          <w:t xml:space="preserve">Theorem 16 in Matrices</w:t>
+          <w:t xml:space="preserve">Theorem 17 in Matrices</w:t>
         </w:r>
       </w:hyperlink>
       <w:r>
@@ -28101,7 +28101,7 @@
     \begin{aligned}
     {\mathord{\smash[b]{\underset{\raise.3ex\hbox{$\scriptstyle\sim$}}{x}}\vphantom{x}}}^{\top}\,({\mathbf{A}}^{\top} \mathbf{C} \mathbf{A})\,\mathord{\smash[b]{\underset{\raise.3ex\hbox{$\scriptstyle\sim$}}{x}}\vphantom{x}}
     &amp;= {(\mathbf{A} \mathord{\smash[b]{\underset{\raise.3ex\hbox{$\scriptstyle\sim$}}{x}}\vphantom{x}})}^{\top}\,\mathbf{C}\,(\mathbf{A} \mathord{\smash[b]{\underset{\raise.3ex\hbox{$\scriptstyle\sim$}}{x}}\vphantom{x}})
-    &amp;&amp; \text{(}\text{Theorem~16 in Matrices}\text{, }\text{Theorem~5 in Matrices}\text{)}
+    &amp;&amp; \text{(}\text{Theorem~17 in Matrices}\text{, }\text{Theorem~5 in Matrices}\text{)}
     \\
     &amp;&gt; 0.
     &amp;&amp; \text{(} \mathbf{C} \text{ positive definite, } \mathbf{A} \mathord{\smash[b]{\underset{\raise.3ex\hbox{$\scriptstyle\sim$}}{x}}\vphantom{x}}\ne \mathord{\smash[b]{\underset{\raise.3ex\hbox{$\scriptstyle\sim$}}{0}}\vphantom{0}}\text{)}
@@ -28363,7 +28363,7 @@
           <w:rPr>
             <w:rStyle w:val="Hyperlink"/>
           </w:rPr>
-          <w:t xml:space="preserve">Theorem 15 in Matrices</w:t>
+          <w:t xml:space="preserve">Theorem 16 in Matrices</w:t>
         </w:r>
       </w:hyperlink>
       <w:r>
@@ -30780,7 +30780,7 @@
           <w:rPr>
             <w:rStyle w:val="Hyperlink"/>
           </w:rPr>
-          <w:t xml:space="preserve">Theorem 15 in Matrices</w:t>
+          <w:t xml:space="preserve">Theorem 16 in Matrices</w:t>
         </w:r>
       </w:hyperlink>
       <w:r>
@@ -30842,7 +30842,7 @@
     &amp;&amp; \text{(}\text{Theorem~6 in Matrices}\text{, }\text{Theorem~7 in Projections and Linear Systems}\text{)}
     \\
     &amp;= {\mathord{\smash[b]{\underset{\raise.3ex\hbox{$\scriptstyle\sim$}}{x}}\vphantom{x}}}^{\top} \mathbf{A} \mathord{\smash[b]{\underset{\raise.3ex\hbox{$\scriptstyle\sim$}}{x}}\vphantom{x}} + \alpha\,\mathopen{}\left\lVert\mathord{\smash[b]{\underset{\raise.3ex\hbox{$\scriptstyle\sim$}}{x}}\vphantom{x}}\right\rVert\mathclose{}^2
-    &amp;&amp; \text{(}\text{Theorem~7 in Matrices}\text{, }\text{Equation~2 in Vectors}\text{, squared)}
+    &amp;&amp; \text{(}\text{Theorem~8 in Matrices}\text{, }\text{Equation~2 in Vectors}\text{, squared)}
     \\
     &amp;&gt; 0.
     &amp;&amp; \text{(} {\mathord{\smash[b]{\underset{\raise.3ex\hbox{$\scriptstyle\sim$}}{x}}\vphantom{x}}}^{\top} \mathbf{A} \mathord{\smash[b]{\underset{\raise.3ex\hbox{$\scriptstyle\sim$}}{x}}\vphantom{x}} \ge 0, \; \alpha&gt; 0, \; \mathord{\smash[b]{\underset{\raise.3ex\hbox{$\scriptstyle\sim$}}{x}}\vphantom{x}}\ne \mathord{\smash[b]{\underset{\raise.3ex\hbox{$\scriptstyle\sim$}}{0}}\vphantom{0}}_p \text{)}
@@ -36194,7 +36194,7 @@
     &amp;&amp; \text{(}\text{Theorem~5 in Direct Sums and Orthogonal Complements}\text{)}
     \\
     &amp;= {\mathord{\smash[b]{\underset{\raise.3ex\hbox{$\scriptstyle\sim$}}{u}}\vphantom{u}}}^{\top} \mathbf{A} \mathord{\smash[b]{\underset{\raise.3ex\hbox{$\scriptstyle\sim$}}{u}}\vphantom{u}} + {\mathord{\smash[b]{\underset{\raise.3ex\hbox{$\scriptstyle\sim$}}{u}}\vphantom{u}}}^{\top} \mathbf{B} \mathord{\smash[b]{\underset{\raise.3ex\hbox{$\scriptstyle\sim$}}{w}}\vphantom{w}} + {\mathord{\smash[b]{\underset{\raise.3ex\hbox{$\scriptstyle\sim$}}{u}}\vphantom{u}}}^{\top} \mathbf{B} \mathord{\smash[b]{\underset{\raise.3ex\hbox{$\scriptstyle\sim$}}{w}}\vphantom{w}} + {\mathord{\smash[b]{\underset{\raise.3ex\hbox{$\scriptstyle\sim$}}{w}}\vphantom{w}}}^{\top} \mathbf{C} \mathord{\smash[b]{\underset{\raise.3ex\hbox{$\scriptstyle\sim$}}{w}}\vphantom{w}}
-    &amp;&amp; \text{(} {\mathord{\smash[b]{\underset{\raise.3ex\hbox{$\scriptstyle\sim$}}{w}}\vphantom{w}}}^{\top} {\mathbf{B}}^{\top} \mathord{\smash[b]{\underset{\raise.3ex\hbox{$\scriptstyle\sim$}}{u}}\vphantom{u}} = {\mathopen{}\left({\mathord{\smash[b]{\underset{\raise.3ex\hbox{$\scriptstyle\sim$}}{w}}\vphantom{w}}}^{\top} {\mathbf{B}}^{\top} \mathord{\smash[b]{\underset{\raise.3ex\hbox{$\scriptstyle\sim$}}{u}}\vphantom{u}}\right)\mathclose{}}^{\top} \text{, which equals } {\mathord{\smash[b]{\underset{\raise.3ex\hbox{$\scriptstyle\sim$}}{u}}\vphantom{u}}}^{\top} \mathbf{B} \mathord{\smash[b]{\underset{\raise.3ex\hbox{$\scriptstyle\sim$}}{w}}\vphantom{w}} \text{; } 1 \times 1 \text{, }\text{Definition~3 in Matrices}\text{, }\text{Theorem~16 in Matrices}\text{)}
+    &amp;&amp; \text{(} {\mathord{\smash[b]{\underset{\raise.3ex\hbox{$\scriptstyle\sim$}}{w}}\vphantom{w}}}^{\top} {\mathbf{B}}^{\top} \mathord{\smash[b]{\underset{\raise.3ex\hbox{$\scriptstyle\sim$}}{u}}\vphantom{u}} = {\mathopen{}\left({\mathord{\smash[b]{\underset{\raise.3ex\hbox{$\scriptstyle\sim$}}{w}}\vphantom{w}}}^{\top} {\mathbf{B}}^{\top} \mathord{\smash[b]{\underset{\raise.3ex\hbox{$\scriptstyle\sim$}}{u}}\vphantom{u}}\right)\mathclose{}}^{\top} \text{, which equals } {\mathord{\smash[b]{\underset{\raise.3ex\hbox{$\scriptstyle\sim$}}{u}}\vphantom{u}}}^{\top} \mathbf{B} \mathord{\smash[b]{\underset{\raise.3ex\hbox{$\scriptstyle\sim$}}{w}}\vphantom{w}} \text{; } 1 \times 1 \text{, }\text{Definition~3 in Matrices}\text{, }\text{Theorem~17 in Matrices}\text{)}
     \\
     &amp;= {\mathord{\smash[b]{\underset{\raise.3ex\hbox{$\scriptstyle\sim$}}{u}}\vphantom{u}}}^{\top} \mathbf{A} \mathord{\smash[b]{\underset{\raise.3ex\hbox{$\scriptstyle\sim$}}{u}}\vphantom{u}} + 2\,{\mathord{\smash[b]{\underset{\raise.3ex\hbox{$\scriptstyle\sim$}}{u}}\vphantom{u}}}^{\top} \mathbf{B} \mathord{\smash[b]{\underset{\raise.3ex\hbox{$\scriptstyle\sim$}}{w}}\vphantom{w}} + {\mathord{\smash[b]{\underset{\raise.3ex\hbox{$\scriptstyle\sim$}}{w}}\vphantom{w}}}^{\top} \mathbf{C} \mathord{\smash[b]{\underset{\raise.3ex\hbox{$\scriptstyle\sim$}}{w}}\vphantom{w}}.
     &amp;&amp; \text{(combine like terms)}
@@ -36271,7 +36271,7 @@
           <w:rPr>
             <w:rStyle w:val="Hyperlink"/>
           </w:rPr>
-          <w:t xml:space="preserve">Theorem 7 in Matrices</w:t>
+          <w:t xml:space="preserve">Theorem 8 in Matrices</w:t>
         </w:r>
       </w:hyperlink>
       <w:r>
@@ -36348,7 +36348,7 @@
     &amp;&amp; \text{(} \mathbf{A} \mathord{\smash[b]{\underset{\raise.3ex\hbox{$\scriptstyle\sim$}}{d}}\vphantom{d}} = \mathbf{B} \mathord{\smash[b]{\underset{\raise.3ex\hbox{$\scriptstyle\sim$}}{w}}\vphantom{w}} \text{, twice)}
     \\
     &amp;= {\mathord{\smash[b]{\underset{\raise.3ex\hbox{$\scriptstyle\sim$}}{u}}\vphantom{u}}}^{\top} \mathbf{A} \mathord{\smash[b]{\underset{\raise.3ex\hbox{$\scriptstyle\sim$}}{u}}\vphantom{u}} + 2\,{\mathord{\smash[b]{\underset{\raise.3ex\hbox{$\scriptstyle\sim$}}{u}}\vphantom{u}}}^{\top} \mathbf{B} \mathord{\smash[b]{\underset{\raise.3ex\hbox{$\scriptstyle\sim$}}{w}}\vphantom{w}} + {\mathord{\smash[b]{\underset{\raise.3ex\hbox{$\scriptstyle\sim$}}{w}}\vphantom{w}}}^{\top}\,{\mathbf{B}}^{\top} \mathbf{A}^{-1} \mathbf{B} \mathord{\smash[b]{\underset{\raise.3ex\hbox{$\scriptstyle\sim$}}{w}}\vphantom{w}},
-    &amp;&amp; \text{(} {\mathord{\smash[b]{\underset{\raise.3ex\hbox{$\scriptstyle\sim$}}{d}}\vphantom{d}}}^{\top} = {\mathord{\smash[b]{\underset{\raise.3ex\hbox{$\scriptstyle\sim$}}{w}}\vphantom{w}}}^{\top} {\mathbf{B}}^{\top} \mathbf{A}^{-1} \text{, }\text{Theorem~16 in Matrices}\text{, }\text{Corollary~1 in Special Matrices and Decompositions}\text{)}
+    &amp;&amp; \text{(} {\mathord{\smash[b]{\underset{\raise.3ex\hbox{$\scriptstyle\sim$}}{d}}\vphantom{d}}}^{\top} = {\mathord{\smash[b]{\underset{\raise.3ex\hbox{$\scriptstyle\sim$}}{w}}\vphantom{w}}}^{\top} {\mathbf{B}}^{\top} \mathbf{A}^{-1} \text{, }\text{Theorem~17 in Matrices}\text{, }\text{Corollary~1 in Special Matrices and Decompositions}\text{)}
     \end{aligned}
     $$</w:t>
       </w:r>
@@ -39141,7 +39141,7 @@
           <w:rPr>
             <w:rStyle w:val="Hyperlink"/>
           </w:rPr>
-          <w:t xml:space="preserve">Theorem 16 in Matrices</w:t>
+          <w:t xml:space="preserve">Theorem 17 in Matrices</w:t>
         </w:r>
       </w:hyperlink>
       <w:r>

--- a/pr-preview/pr-392/linear-algebra-diagonalization-tracked-changes.docx
+++ b/pr-preview/pr-392/linear-algebra-diagonalization-tracked-changes.docx
@@ -16,7 +16,7 @@
       </w:pPr>
       <w:del w:id="1" w:author="PR Preview" w:date="2026-01-01T00:00:00Z">
         <w:r>
-          <w:delText xml:space="preserve">Last modified: 2026-10-18 16:43:42 (PDT)</w:delText>
+          <w:delText xml:space="preserve">Last modified: 2026-10-19 00:47:50 (PDT)</w:delText>
         </w:r>
       </w:del>
     </w:p>
@@ -26,7 +26,7 @@
       </w:pPr>
       <w:ins w:id="2" w:author="PR Preview" w:date="2026-01-01T00:00:00Z">
         <w:r>
-          <w:t xml:space="preserve">Last modified: 2026-10-18 22:01:27 (PDT)</w:t>
+          <w:t xml:space="preserve">Last modified: 2026-10-19 01:54:28 (PDT)</w:t>
         </w:r>
       </w:ins>
     </w:p>
